--- a/labs/L04_Phishing_Anatomy/L04_Worksheet.docx
+++ b/labs/L04_Phishing_Anatomy/L04_Worksheet.docx
@@ -47,7 +47,7 @@
         <w:t>as you go</w:t>
       </w:r>
       <w:r>
-        <w:t xml:space="preserve"> — several questions ask for the exact header line you based a verdict on, which is much harder to reconstruct afterwards.</w:t>
+        <w:t xml:space="preserve"> — several questions ask for the exact header line you based a verdict on, which is much harder to reconstruct afterward.</w:t>
       </w:r>
     </w:p>
     <w:p>
@@ -681,7 +681,7 @@
         <w:rPr>
           <w:b/>
         </w:rPr>
-        <w:t>your own organisation controls</w:t>
+        <w:t>your own organization controls</w:t>
       </w:r>
       <w:r>
         <w:t xml:space="preserve"> — the top one or the bottom one? Why does that make it harder to forge than the </w:t>
